--- a/documentacion/Requerimientos funcionales.docx
+++ b/documentacion/Requerimientos funcionales.docx
@@ -66,7 +66,7 @@
     <w:p>
       <w:r>
         <w:pict w14:anchorId="463A21B0">
-          <v:rect id="_x0000_i1037" style="width:0;height:.75pt" o:hralign="center" o:hrstd="t" o:hr="t" fillcolor="#a0a0a0" stroked="f"/>
+          <v:rect id="_x0000_i1025" style="width:0;height:.75pt" o:hralign="center" o:hrstd="t" o:hr="t" fillcolor="#a0a0a0" stroked="f"/>
         </w:pict>
       </w:r>
     </w:p>
@@ -88,7 +88,7 @@
     <w:p>
       <w:r>
         <w:pict w14:anchorId="3F2B2C23">
-          <v:rect id="_x0000_i1038" style="width:0;height:.75pt" o:hralign="center" o:hrstd="t" o:hr="t" fillcolor="#a0a0a0" stroked="f"/>
+          <v:rect id="_x0000_i1026" style="width:0;height:.75pt" o:hralign="center" o:hrstd="t" o:hr="t" fillcolor="#a0a0a0" stroked="f"/>
         </w:pict>
       </w:r>
     </w:p>
@@ -246,7 +246,7 @@
     <w:p>
       <w:r>
         <w:pict w14:anchorId="256B77A5">
-          <v:rect id="_x0000_i1047" style="width:0;height:.75pt" o:hralign="center" o:hrstd="t" o:hr="t" fillcolor="#a0a0a0" stroked="f"/>
+          <v:rect id="_x0000_i1027" style="width:0;height:.75pt" o:hralign="center" o:hrstd="t" o:hr="t" fillcolor="#a0a0a0" stroked="f"/>
         </w:pict>
       </w:r>
     </w:p>
@@ -348,7 +348,18 @@
         </w:numPr>
       </w:pPr>
       <w:r>
-        <w:t>Acceso anónimo sin registro obligatorio.</w:t>
+        <w:t xml:space="preserve">Acceso </w:t>
+      </w:r>
+      <w:proofErr w:type="spellStart"/>
+      <w:r>
+        <w:t>via</w:t>
+      </w:r>
+      <w:proofErr w:type="spellEnd"/>
+      <w:r>
+        <w:t xml:space="preserve"> usuario</w:t>
+      </w:r>
+      <w:r>
+        <w:t xml:space="preserve"> obligatorio.</w:t>
       </w:r>
     </w:p>
     <w:p>
@@ -1037,13 +1048,8 @@
             </w:r>
             <w:proofErr w:type="spellEnd"/>
             <w:r>
-              <w:t xml:space="preserve">, </w:t>
-            </w:r>
-            <w:proofErr w:type="spellStart"/>
-            <w:r>
-              <w:t>Delete</w:t>
-            </w:r>
-            <w:proofErr w:type="spellEnd"/>
+              <w:t>, Delete</w:t>
+            </w:r>
           </w:p>
         </w:tc>
       </w:tr>
@@ -2090,7 +2096,30 @@
           <w:b/>
           <w:bCs/>
         </w:rPr>
-        <w:t>Acceso anónimo sin registro obligatorio:</w:t>
+        <w:t xml:space="preserve">Acceso </w:t>
+      </w:r>
+      <w:proofErr w:type="spellStart"/>
+      <w:r>
+        <w:rPr>
+          <w:b/>
+          <w:bCs/>
+        </w:rPr>
+        <w:t>via</w:t>
+      </w:r>
+      <w:proofErr w:type="spellEnd"/>
+      <w:r>
+        <w:rPr>
+          <w:b/>
+          <w:bCs/>
+        </w:rPr>
+        <w:t xml:space="preserve"> usuario</w:t>
+      </w:r>
+      <w:r>
+        <w:rPr>
+          <w:b/>
+          <w:bCs/>
+        </w:rPr>
+        <w:t xml:space="preserve"> obligatorio:</w:t>
       </w:r>
       <w:r>
         <w:t> el usuario puede utilizar la aplicación sin crear una cuenta, permitiendo un inicio inmediato del estudio.</w:t>
@@ -3258,7 +3287,45 @@
           <w:lang w:eastAsia="es-CO"/>
           <w14:ligatures w14:val="none"/>
         </w:rPr>
-        <w:t>RF-M01-01 — Acceso anónimo sin registro</w:t>
+        <w:t xml:space="preserve">RF-M01-01 — </w:t>
+      </w:r>
+      <w:r>
+        <w:rPr>
+          <w:rFonts w:ascii="Segoe UI" w:eastAsia="Times New Roman" w:hAnsi="Segoe UI" w:cs="Segoe UI"/>
+          <w:b/>
+          <w:bCs/>
+          <w:color w:val="0F1115"/>
+          <w:kern w:val="0"/>
+          <w:lang w:eastAsia="es-CO"/>
+          <w14:ligatures w14:val="none"/>
+        </w:rPr>
+        <w:t>Acceso-</w:t>
+      </w:r>
+      <w:proofErr w:type="spellStart"/>
+      <w:r>
+        <w:rPr>
+          <w:rFonts w:ascii="Segoe UI" w:eastAsia="Times New Roman" w:hAnsi="Segoe UI" w:cs="Segoe UI"/>
+          <w:b/>
+          <w:bCs/>
+          <w:color w:val="0F1115"/>
+          <w:kern w:val="0"/>
+          <w:lang w:eastAsia="es-CO"/>
+          <w14:ligatures w14:val="none"/>
+        </w:rPr>
+        <w:t>via</w:t>
+      </w:r>
+      <w:proofErr w:type="spellEnd"/>
+      <w:r>
+        <w:rPr>
+          <w:rFonts w:ascii="Segoe UI" w:eastAsia="Times New Roman" w:hAnsi="Segoe UI" w:cs="Segoe UI"/>
+          <w:b/>
+          <w:bCs/>
+          <w:color w:val="0F1115"/>
+          <w:kern w:val="0"/>
+          <w:lang w:eastAsia="es-CO"/>
+          <w14:ligatures w14:val="none"/>
+        </w:rPr>
+        <w:t>-usuario</w:t>
       </w:r>
     </w:p>
     <w:tbl>
@@ -3273,8 +3340,8 @@
         <w:tblLook w:val="04A0" w:firstRow="1" w:lastRow="0" w:firstColumn="1" w:lastColumn="0" w:noHBand="0" w:noVBand="1"/>
       </w:tblPr>
       <w:tblGrid>
-        <w:gridCol w:w="1961"/>
-        <w:gridCol w:w="9079"/>
+        <w:gridCol w:w="1968"/>
+        <w:gridCol w:w="9072"/>
       </w:tblGrid>
       <w:tr>
         <w:trPr>
@@ -3416,6 +3483,7 @@
           <w:p>
             <w:pPr>
               <w:spacing w:after="0" w:line="375" w:lineRule="atLeast"/>
+              <w:ind w:left="708" w:hanging="708"/>
               <w:rPr>
                 <w:rFonts w:ascii="Segoe UI" w:eastAsia="Times New Roman" w:hAnsi="Segoe UI" w:cs="Segoe UI"/>
                 <w:kern w:val="0"/>
@@ -3512,7 +3580,31 @@
                 <w:lang w:eastAsia="es-CO"/>
                 <w14:ligatures w14:val="none"/>
               </w:rPr>
-              <w:t>Acceso anónimo sin registro</w:t>
+              <w:t xml:space="preserve">Acceso </w:t>
+            </w:r>
+            <w:proofErr w:type="spellStart"/>
+            <w:r>
+              <w:rPr>
+                <w:rFonts w:ascii="Segoe UI" w:eastAsia="Times New Roman" w:hAnsi="Segoe UI" w:cs="Segoe UI"/>
+                <w:kern w:val="0"/>
+                <w:sz w:val="23"/>
+                <w:szCs w:val="23"/>
+                <w:lang w:eastAsia="es-CO"/>
+                <w14:ligatures w14:val="none"/>
+              </w:rPr>
+              <w:t>via</w:t>
+            </w:r>
+            <w:proofErr w:type="spellEnd"/>
+            <w:r>
+              <w:rPr>
+                <w:rFonts w:ascii="Segoe UI" w:eastAsia="Times New Roman" w:hAnsi="Segoe UI" w:cs="Segoe UI"/>
+                <w:kern w:val="0"/>
+                <w:sz w:val="23"/>
+                <w:szCs w:val="23"/>
+                <w:lang w:eastAsia="es-CO"/>
+                <w14:ligatures w14:val="none"/>
+              </w:rPr>
+              <w:t xml:space="preserve"> usuario</w:t>
             </w:r>
           </w:p>
         </w:tc>
@@ -3590,7 +3682,51 @@
                 <w:lang w:eastAsia="es-CO"/>
                 <w14:ligatures w14:val="none"/>
               </w:rPr>
-              <w:t>El sistema debe permitir el ingreso a la aplicación sin requerir registro, correo electrónico ni contraseña, generando una sesión anónima identificada por un UUID almacenado en el navegador.</w:t>
+              <w:t xml:space="preserve">El sistema debe permitir el ingreso a la aplicación </w:t>
+            </w:r>
+            <w:r>
+              <w:rPr>
+                <w:rFonts w:ascii="Segoe UI" w:eastAsia="Times New Roman" w:hAnsi="Segoe UI" w:cs="Segoe UI"/>
+                <w:kern w:val="0"/>
+                <w:sz w:val="23"/>
+                <w:szCs w:val="23"/>
+                <w:lang w:eastAsia="es-CO"/>
+                <w14:ligatures w14:val="none"/>
+              </w:rPr>
+              <w:t>con el requerimiento de</w:t>
+            </w:r>
+            <w:r>
+              <w:rPr>
+                <w:rFonts w:ascii="Segoe UI" w:eastAsia="Times New Roman" w:hAnsi="Segoe UI" w:cs="Segoe UI"/>
+                <w:kern w:val="0"/>
+                <w:sz w:val="23"/>
+                <w:szCs w:val="23"/>
+                <w:lang w:eastAsia="es-CO"/>
+                <w14:ligatures w14:val="none"/>
+              </w:rPr>
+              <w:t xml:space="preserve">, correo electrónico </w:t>
+            </w:r>
+            <w:r>
+              <w:rPr>
+                <w:rFonts w:ascii="Segoe UI" w:eastAsia="Times New Roman" w:hAnsi="Segoe UI" w:cs="Segoe UI"/>
+                <w:kern w:val="0"/>
+                <w:sz w:val="23"/>
+                <w:szCs w:val="23"/>
+                <w:lang w:eastAsia="es-CO"/>
+                <w14:ligatures w14:val="none"/>
+              </w:rPr>
+              <w:t>y</w:t>
+            </w:r>
+            <w:r>
+              <w:rPr>
+                <w:rFonts w:ascii="Segoe UI" w:eastAsia="Times New Roman" w:hAnsi="Segoe UI" w:cs="Segoe UI"/>
+                <w:kern w:val="0"/>
+                <w:sz w:val="23"/>
+                <w:szCs w:val="23"/>
+                <w:lang w:eastAsia="es-CO"/>
+                <w14:ligatures w14:val="none"/>
+              </w:rPr>
+              <w:t xml:space="preserve"> contraseña, generando una sesión identificada por un UUID almacenado en el navegador.</w:t>
             </w:r>
           </w:p>
         </w:tc>
@@ -8402,7 +8538,7 @@
           <w:lang w:eastAsia="es-CO"/>
         </w:rPr>
         <w:pict w14:anchorId="5C855285">
-          <v:rect id="_x0000_i1049" style="width:0;height:.75pt" o:hralign="center" o:hrstd="t" o:hr="t" fillcolor="#a0a0a0" stroked="f"/>
+          <v:rect id="_x0000_i1028" style="width:0;height:.75pt" o:hralign="center" o:hrstd="t" o:hr="t" fillcolor="#a0a0a0" stroked="f"/>
         </w:pict>
       </w:r>
     </w:p>
@@ -13313,7 +13449,7 @@
           <w:lang w:eastAsia="es-CO"/>
         </w:rPr>
         <w:pict w14:anchorId="01BB9635">
-          <v:rect id="_x0000_i1050" style="width:0;height:.75pt" o:hralign="center" o:hrstd="t" o:hr="t" fillcolor="#a0a0a0" stroked="f"/>
+          <v:rect id="_x0000_i1029" style="width:0;height:.75pt" o:hralign="center" o:hrstd="t" o:hr="t" fillcolor="#a0a0a0" stroked="f"/>
         </w:pict>
       </w:r>
     </w:p>
@@ -21309,7 +21445,7 @@
     <w:p>
       <w:r>
         <w:pict w14:anchorId="7AE72DE3">
-          <v:rect id="_x0000_i1065" style="width:0;height:.75pt" o:hralign="center" o:hrstd="t" o:hr="t" fillcolor="#a0a0a0" stroked="f"/>
+          <v:rect id="_x0000_i1030" style="width:0;height:.75pt" o:hralign="center" o:hrstd="t" o:hr="t" fillcolor="#a0a0a0" stroked="f"/>
         </w:pict>
       </w:r>
     </w:p>
@@ -23239,7 +23375,7 @@
     <w:p>
       <w:r>
         <w:pict w14:anchorId="11D85906">
-          <v:rect id="_x0000_i1066" style="width:0;height:.75pt" o:hralign="center" o:hrstd="t" o:hr="t" fillcolor="#a0a0a0" stroked="f"/>
+          <v:rect id="_x0000_i1031" style="width:0;height:.75pt" o:hralign="center" o:hrstd="t" o:hr="t" fillcolor="#a0a0a0" stroked="f"/>
         </w:pict>
       </w:r>
     </w:p>
@@ -26038,7 +26174,15 @@
           </w:tcPr>
           <w:p>
             <w:r>
-              <w:t>Acceso anónimo sin registro</w:t>
+              <w:t xml:space="preserve">Acceso </w:t>
+            </w:r>
+            <w:proofErr w:type="spellStart"/>
+            <w:r>
+              <w:t>via</w:t>
+            </w:r>
+            <w:proofErr w:type="spellEnd"/>
+            <w:r>
+              <w:t xml:space="preserve"> usuario</w:t>
             </w:r>
           </w:p>
         </w:tc>
@@ -28884,7 +29028,7 @@
     <w:p>
       <w:r>
         <w:pict w14:anchorId="58ABB116">
-          <v:rect id="_x0000_i1081" style="width:0;height:.75pt" o:hralign="center" o:hrstd="t" o:hr="t" fillcolor="#a0a0a0" stroked="f"/>
+          <v:rect id="_x0000_i1032" style="width:0;height:.75pt" o:hralign="center" o:hrstd="t" o:hr="t" fillcolor="#a0a0a0" stroked="f"/>
         </w:pict>
       </w:r>
     </w:p>
@@ -30361,7 +30505,7 @@
     <w:p>
       <w:r>
         <w:pict w14:anchorId="4DB571A2">
-          <v:rect id="_x0000_i1082" style="width:0;height:.75pt" o:hralign="center" o:hrstd="t" o:hr="t" fillcolor="#a0a0a0" stroked="f"/>
+          <v:rect id="_x0000_i1033" style="width:0;height:.75pt" o:hralign="center" o:hrstd="t" o:hr="t" fillcolor="#a0a0a0" stroked="f"/>
         </w:pict>
       </w:r>
     </w:p>
@@ -32920,6 +33064,7 @@
   <w:style w:type="character" w:default="1" w:styleId="Fuentedeprrafopredeter">
     <w:name w:val="Default Paragraph Font"/>
     <w:uiPriority w:val="1"/>
+    <w:semiHidden/>
     <w:unhideWhenUsed/>
   </w:style>
   <w:style w:type="table" w:default="1" w:styleId="Tablanormal">
